--- a/Output/tables-set-alt-text-output.docx
+++ b/Output/tables-set-alt-text-output.docx
@@ -24,7 +24,11 @@
               <w:right w:val="single" w:color="auto" w:sz="4" w:space="0"/>
             </w:tcBorders>
           </w:tcPr>
-          <w:p/>
+          <w:p>
+            <w:r>
+              <w:t>Apple</w:t>
+            </w:r>
+          </w:p>
         </w:tc>
         <w:tc>
           <w:tcPr>
@@ -36,7 +40,11 @@
               <w:right w:val="single" w:color="auto" w:sz="4" w:space="0"/>
             </w:tcBorders>
           </w:tcPr>
-          <w:p/>
+          <w:p>
+            <w:r>
+              <w:t>Banana</w:t>
+            </w:r>
+          </w:p>
         </w:tc>
         <w:tc>
           <w:tcPr>
@@ -48,7 +56,11 @@
               <w:right w:val="single" w:color="auto" w:sz="4" w:space="0"/>
             </w:tcBorders>
           </w:tcPr>
-          <w:p/>
+          <w:p>
+            <w:r>
+              <w:t>Mango</w:t>
+            </w:r>
+          </w:p>
         </w:tc>
       </w:tr>
       <w:tr>
@@ -62,7 +74,11 @@
               <w:right w:val="single" w:color="auto" w:sz="4" w:space="0"/>
             </w:tcBorders>
           </w:tcPr>
-          <w:p/>
+          <w:p>
+            <w:r>
+              <w:t>Orange</w:t>
+            </w:r>
+          </w:p>
         </w:tc>
         <w:tc>
           <w:tcPr>
@@ -74,7 +90,11 @@
               <w:right w:val="single" w:color="auto" w:sz="4" w:space="0"/>
             </w:tcBorders>
           </w:tcPr>
-          <w:p/>
+          <w:p>
+            <w:r>
+              <w:t>Grape</w:t>
+            </w:r>
+          </w:p>
         </w:tc>
         <w:tc>
           <w:tcPr>
@@ -86,7 +106,11 @@
               <w:right w:val="single" w:color="auto" w:sz="4" w:space="0"/>
             </w:tcBorders>
           </w:tcPr>
-          <w:p/>
+          <w:p>
+            <w:r>
+              <w:t>Kiwi</w:t>
+            </w:r>
+          </w:p>
         </w:tc>
       </w:tr>
       <w:tr>
@@ -100,7 +124,11 @@
               <w:right w:val="single" w:color="auto" w:sz="4" w:space="0"/>
             </w:tcBorders>
           </w:tcPr>
-          <w:p/>
+          <w:p>
+            <w:r>
+              <w:t>Papaya</w:t>
+            </w:r>
+          </w:p>
         </w:tc>
         <w:tc>
           <w:tcPr>
@@ -112,7 +140,11 @@
               <w:right w:val="single" w:color="auto" w:sz="4" w:space="0"/>
             </w:tcBorders>
           </w:tcPr>
-          <w:p/>
+          <w:p>
+            <w:r>
+              <w:t>Pear</w:t>
+            </w:r>
+          </w:p>
         </w:tc>
         <w:tc>
           <w:tcPr>
@@ -124,7 +156,11 @@
               <w:right w:val="single" w:color="auto" w:sz="4" w:space="0"/>
             </w:tcBorders>
           </w:tcPr>
-          <w:p/>
+          <w:p>
+            <w:r>
+              <w:t>Peach</w:t>
+            </w:r>
+          </w:p>
         </w:tc>
       </w:tr>
     </w:tbl>
